--- a/en/wisdom-stories/if-i-dont-do-it-these-days-the-world-wont-collapse.docx
+++ b/en/wisdom-stories/if-i-dont-do-it-these-days-the-world-wont-collapse.docx
@@ -4,190 +4,97 @@
   <w:body>
     <w:p>
       <w:pPr>
-        <w:spacing w:before="0" w:after="60"/>
-        <w:jc w:val="left"/>
+        <w:pStyle w:val="Title"/>
       </w:pPr>
       <w:r>
-        <w:rPr>
-          <w:rFonts w:ascii="Arial" w:hAnsi="Arial" w:eastAsia="Arial"/>
-          <w:i w:val="0"/>
-          <w:color w:val="000000"/>
-          <w:sz w:val="46"/>
-        </w:rPr>
-        <w:t>If I don’t do it these days, the world won’t fall apart</w:t>
+        <w:t>The World Will Not Fall Apart</w:t>
+      </w:r>
+    </w:p>
+    <w:p>
+      <w:pPr/>
+      <w:r>
+        <w:t>When I asked an employee how he was progressing with a task I had assigned him, his reply disappointed me deeply.</w:t>
       </w:r>
     </w:p>
     <w:p>
       <w:pPr>
-        <w:jc w:val="left"/>
+        <w:spacing w:after="80"/>
       </w:pPr>
       <w:r>
-        <w:rPr>
-          <w:rFonts w:ascii="Arial" w:hAnsi="Arial" w:eastAsia="Arial"/>
-          <w:i w:val="0"/>
-          <w:color w:val="000000"/>
-          <w:sz w:val="22"/>
-        </w:rPr>
-        <w:t>When I asked one of our employees what stage of the implementation of a task entrusted to him was, his answer deeply disappointed me:</w:t>
+        <w:t>“The world won’t fall apart if I don’t do it this week.”</w:t>
+      </w:r>
+    </w:p>
+    <w:p>
+      <w:pPr/>
+      <w:r>
+        <w:t>True, I thought, the world would not fall apart. But what about our trust? What would that attitude do to our working relationship, our mutual respect, and the work we shared?</w:t>
+      </w:r>
+    </w:p>
+    <w:p>
+      <w:pPr/>
+      <w:r>
+        <w:t>A delay of a few days was not the real issue. It was his attitude toward a commitment. Responsibility includes keeping your word and giving others reason to rely on you.</w:t>
       </w:r>
     </w:p>
     <w:p>
       <w:pPr>
-        <w:jc w:val="left"/>
+        <w:spacing w:after="80"/>
       </w:pPr>
       <w:r>
-        <w:rPr>
-          <w:rFonts w:ascii="Arial" w:hAnsi="Arial" w:eastAsia="Arial"/>
-          <w:i w:val="0"/>
-          <w:color w:val="000000"/>
-          <w:sz w:val="22"/>
-        </w:rPr>
-        <w:t>“If I don’t do it these days, the world won’t fall apart…”</w:t>
+        <w:t>I felt that his dismissive answer showed little regard for my time, effort, or trust.</w:t>
+      </w:r>
+    </w:p>
+    <w:p>
+      <w:pPr/>
+      <w:r>
+        <w:t>I admit that it hurt. I knew then that we could not continue working together in quite the same way. A professional relationship depends on trust, and ours had been shaken.</w:t>
+      </w:r>
+    </w:p>
+    <w:p>
+      <w:pPr/>
+      <w:r>
+        <w:t>Most disappointing of all, he seemed to recognize that his response was wrong, yet neither apologized nor completed the task. I had to find another way to get the work done.</w:t>
       </w:r>
     </w:p>
     <w:p>
       <w:pPr>
-        <w:jc w:val="left"/>
+        <w:keepNext/>
       </w:pPr>
       <w:r>
-        <w:rPr>
-          <w:rFonts w:ascii="Arial" w:hAnsi="Arial" w:eastAsia="Arial"/>
-          <w:i w:val="0"/>
-          <w:color w:val="000000"/>
-          <w:sz w:val="22"/>
-        </w:rPr>
-        <w:t>I thought for a moment: Yes, the world won’t fall apart. But what about the trust between us? Won’t that fall apart too? Wouldn’t this relationship harm our cooperation, mutual respect, and the common work we do?</w:t>
+        <w:t>The experience reminded me that an organization’s most valuable asset is not time, money, or technology, but the trust people place in one another. It can take years to build and a single sentence to damage.</w:t>
       </w:r>
     </w:p>
     <w:p>
       <w:pPr>
-        <w:jc w:val="left"/>
+        <w:keepNext/>
+        <w:keepLines/>
+        <w:spacing w:before="160"/>
       </w:pPr>
       <w:r>
         <w:rPr>
-          <w:rFonts w:ascii="Arial" w:hAnsi="Arial" w:eastAsia="Arial"/>
-          <w:i w:val="0"/>
-          <w:color w:val="000000"/>
-          <w:sz w:val="22"/>
+          <w:b/>
         </w:rPr>
-        <w:t>The issue wasn’t that the task was delayed by a few days. The issue was a person’s attitude towards the commitment they took on. Because responsibility is not only about doing the job, but also about keeping your word, justifying the trust of the other party, and ensuring that people can rely on you.</w:t>
+        <w:t>Moral:</w:t>
+      </w:r>
+      <w:r>
+        <w:t xml:space="preserve"> Trust is built by keeping commitments. What takes years to earn can be lost in a moment of carelessness.</w:t>
       </w:r>
     </w:p>
     <w:p>
       <w:pPr>
-        <w:jc w:val="left"/>
+        <w:spacing w:after="80"/>
       </w:pPr>
       <w:r>
         <w:rPr>
-          <w:rFonts w:ascii="Arial" w:hAnsi="Arial" w:eastAsia="Arial"/>
-          <w:i w:val="0"/>
-          <w:color w:val="000000"/>
-          <w:sz w:val="22"/>
+          <w:i/>
+          <w:sz w:val="18"/>
         </w:rPr>
-        <w:t>I think it’s not right to approach any commitment you take on in such an irresponsible way. What was even more regrettable was the way this approach was expressed. To me, such an answer sounds at least rude and shows that the other party's time, effort, and trust are not sufficiently valued.</w:t>
-      </w:r>
-    </w:p>
-    <w:p>
-      <w:pPr>
-        <w:jc w:val="left"/>
-      </w:pPr>
-      <w:r>
-        <w:rPr>
-          <w:rFonts w:ascii="Arial" w:hAnsi="Arial" w:eastAsia="Arial"/>
-          <w:i w:val="0"/>
-          <w:color w:val="000000"/>
-          <w:sz w:val="22"/>
-        </w:rPr>
-        <w:t>I must admit that these words broke my heart. At that moment, I realized that our cooperation could not continue as before. Because the foundation of any professional relationship is trust. When trust is shaken, cooperation is also seriously tested.</w:t>
-      </w:r>
-    </w:p>
-    <w:p>
-      <w:pPr>
-        <w:jc w:val="left"/>
-      </w:pPr>
-      <w:r>
-        <w:rPr>
-          <w:rFonts w:ascii="Arial" w:hAnsi="Arial" w:eastAsia="Arial"/>
-          <w:i w:val="0"/>
-          <w:color w:val="000000"/>
-          <w:sz w:val="22"/>
-        </w:rPr>
-        <w:t>What disappointed me most was that my colleague realized the wrongness of what he said, neither apologized for it nor fulfilled the task. As a result, my trust in him was shaken, so I was forced to provide a solution to the problem in another way.</w:t>
-      </w:r>
-    </w:p>
-    <w:p>
-      <w:pPr>
-        <w:jc w:val="left"/>
-      </w:pPr>
-      <w:r>
-        <w:rPr>
-          <w:rFonts w:ascii="Arial" w:hAnsi="Arial" w:eastAsia="Arial"/>
-          <w:i w:val="0"/>
-          <w:color w:val="000000"/>
-          <w:sz w:val="22"/>
-        </w:rPr>
-        <w:t>This incident once again showed me that the most valuable resource in organizations is time, not money, nor technology. The most valuable resource is the trust that people have in each other. It can take years to earn trust, but sometimes it can be lost in just one sentence.</w:t>
-      </w:r>
-    </w:p>
-    <w:p>
-      <w:pPr>
-        <w:pStyle w:val="Moral"/>
-        <w:keepNext/>
-        <w:keepLines/>
-        <w:widowControl/>
-        <w:spacing w:before="240" w:after="180" w:line="283" w:lineRule="auto"/>
-        <w:ind w:left="240" w:right="240"/>
-        <w:jc w:val="left"/>
-        <w:pBdr>
-          <w:top w:val="single" w:sz="8" w:space="7" w:color="E8D59A"/>
-          <w:left w:val="single" w:sz="32" w:space="11" w:color="C6A23A"/>
-          <w:bottom w:val="single" w:sz="8" w:space="7" w:color="E8D59A"/>
-          <w:right w:val="single" w:sz="8" w:space="11" w:color="E8D59A"/>
-        </w:pBdr>
-        <w:shd w:val="clear" w:color="auto" w:fill="FFF8E1"/>
-      </w:pPr>
-      <w:r>
-        <w:rPr>
-          <w:rFonts w:ascii="Arial" w:hAnsi="Arial" w:eastAsia="Arial" w:cs="Arial"/>
-          <w:b/>
-          <w:i w:val="0"/>
-          <w:color w:val="9A7417"/>
-          <w:sz w:val="22"/>
-        </w:rPr>
-        <w:t xml:space="preserve">Moral: </w:t>
-      </w:r>
-      <w:r>
-        <w:rPr>
-          <w:rFonts w:ascii="Arial" w:hAnsi="Arial" w:eastAsia="Arial" w:cs="Arial"/>
-          <w:b w:val="0"/>
-          <w:i w:val="0"/>
-          <w:color w:val="3F3826"/>
-          <w:sz w:val="22"/>
-        </w:rPr>
-        <w:t>Trust is the most valuable asset of organizations. It takes years to earn it, and losing it is like a sentence - those who keep their word protect this wealth.</w:t>
-      </w:r>
-    </w:p>
-    <w:p>
-      <w:pPr>
-        <w:keepLines/>
-        <w:widowControl/>
-        <w:spacing w:before="60" w:after="0" w:line="240" w:lineRule="auto"/>
-        <w:jc w:val="right"/>
-      </w:pPr>
-      <w:r>
-        <w:rPr>
-          <w:rFonts w:ascii="Arial" w:hAnsi="Arial" w:eastAsia="Arial" w:cs="Arial"/>
-          <w:b w:val="0"/>
-          <w:i/>
-          <w:color w:val="8A7950"/>
-          <w:sz w:val="17"/>
-        </w:rPr>
-        <w:t>The story was obtained from open Internet sources.</w:t>
+        <w:t>Source: Publicly available internet sources.</w:t>
       </w:r>
     </w:p>
     <w:sectPr>
       <w:pgSz w:w="12240" w:h="15840"/>
-      <w:pgMar w:top="1440" w:right="1440" w:bottom="1440" w:left="1440" w:header="708" w:footer="708" w:gutter="0"/>
+      <w:pgMar w:top="1080" w:right="1224" w:bottom="1080" w:left="1224" w:header="720" w:footer="720" w:gutter="0"/>
       <w:cols w:space="720"/>
       <w:docGrid w:linePitch="360"/>
     </w:sectPr>
@@ -559,12 +466,14 @@
     <w:qFormat/>
     <w:rsid w:val="00FC693F"/>
     <w:pPr>
-      <w:spacing w:before="0" w:after="160" w:line="276" w:lineRule="auto"/>
+      <w:widowControl/>
+      <w:spacing w:after="120" w:line="259" w:lineRule="auto"/>
     </w:pPr>
     <w:rPr>
-      <w:rFonts w:ascii="Arial" w:hAnsi="Arial" w:eastAsia="Arial"/>
+      <w:rFonts w:ascii="Arial" w:hAnsi="Arial"/>
       <w:color w:val="000000"/>
       <w:sz w:val="22"/>
+      <w:lang w:val="en-US"/>
     </w:rPr>
   </w:style>
   <w:style w:type="paragraph" w:styleId="Header">
@@ -908,18 +817,17 @@
     <w:qFormat/>
     <w:rsid w:val="00FC693F"/>
     <w:pPr>
-      <w:pBdr>
-        <w:bottom w:val="single" w:sz="8" w:space="4" w:color="4F81BD" w:themeColor="accent1"/>
-      </w:pBdr>
-      <w:spacing w:after="300" w:line="240" w:lineRule="auto"/>
+      <w:keepNext/>
+      <w:spacing w:after="280" w:line="240" w:lineRule="auto"/>
       <w:contextualSpacing/>
     </w:pPr>
     <w:rPr>
-      <w:rFonts w:asciiTheme="majorHAnsi" w:eastAsiaTheme="majorEastAsia" w:hAnsiTheme="majorHAnsi" w:cstheme="majorBidi"/>
-      <w:color w:val="17365D" w:themeColor="text2" w:themeShade="BF"/>
+      <w:rFonts w:asciiTheme="majorHAnsi" w:eastAsiaTheme="majorEastAsia" w:hAnsiTheme="majorHAnsi" w:cstheme="majorBidi" w:ascii="Arial" w:hAnsi="Arial"/>
+      <w:b/>
+      <w:color w:val="000000"/>
       <w:spacing w:val="5"/>
       <w:kern w:val="28"/>
-      <w:sz w:val="52"/>
+      <w:sz w:val="34"/>
       <w:szCs w:val="52"/>
     </w:rPr>
   </w:style>
@@ -1395,9 +1303,6 @@
     <w:qFormat/>
     <w:rsid w:val="00FC693F"/>
     <w:pPr>
-      <w:pBdr>
-        <w:bottom w:val="single" w:sz="4" w:space="4" w:color="4F81BD" w:themeColor="accent1"/>
-      </w:pBdr>
       <w:spacing w:before="200" w:after="280"/>
       <w:ind w:left="936" w:right="936"/>
     </w:pPr>
@@ -12248,18 +12153,6 @@
         <w:shd w:val="clear" w:color="auto" w:fill="FBCAA2" w:themeFill="accent6" w:themeFillTint="7F"/>
       </w:tcPr>
     </w:tblStylePr>
-  </w:style>
-  <w:style w:type="paragraph" w:customStyle="1" w:styleId="Moral">
-    <w:name w:val="Moral"/>
-    <w:basedOn w:val="Normal"/>
-    <w:pPr>
-      <w:spacing w:before="160" w:after="0" w:line="276" w:lineRule="auto"/>
-    </w:pPr>
-    <w:rPr>
-      <w:rFonts w:ascii="Arial" w:hAnsi="Arial" w:eastAsia="Arial"/>
-      <w:i/>
-      <w:sz w:val="22"/>
-    </w:rPr>
   </w:style>
 </w:styles>
 </file>

--- a/en/wisdom-stories/if-i-dont-do-it-these-days-the-world-wont-collapse.docx
+++ b/en/wisdom-stories/if-i-dont-do-it-these-days-the-world-wont-collapse.docx
@@ -7,13 +7,13 @@
         <w:pStyle w:val="Title"/>
       </w:pPr>
       <w:r>
-        <w:t>The World Will Not Fall Apart</w:t>
+        <w:t>If I Don't Do It These Days, the World Won't Collapse</w:t>
       </w:r>
     </w:p>
     <w:p>
       <w:pPr/>
       <w:r>
-        <w:t>When I asked an employee how he was progressing with a task I had assigned him, his reply disappointed me deeply.</w:t>
+        <w:t>When I asked one of our employees where the assigned task stood, his reply disappointed me deeply.</w:t>
       </w:r>
     </w:p>
     <w:p>
@@ -21,19 +21,19 @@
         <w:spacing w:after="80"/>
       </w:pPr>
       <w:r>
-        <w:t>“The world won’t fall apart if I don’t do it this week.”</w:t>
+        <w:t>“The world won’t fall apart if I don’t do it these days.”</w:t>
       </w:r>
     </w:p>
     <w:p>
       <w:pPr/>
       <w:r>
-        <w:t>True, I thought, the world would not fall apart. But what about our trust? What would that attitude do to our working relationship, our mutual respect, and the work we shared?</w:t>
+        <w:t>True, I thought, the world would not fall apart. But what about the trust between us? Will that not collapse too? Would that attitude not harm our working relationship, our mutual respect, and the work we shared?</w:t>
       </w:r>
     </w:p>
     <w:p>
       <w:pPr/>
       <w:r>
-        <w:t>A delay of a few days was not the real issue. It was his attitude toward a commitment. Responsibility includes keeping your word and giving others reason to rely on you.</w:t>
+        <w:t>A delay of a few days was not the real issue. It was his attitude toward a commitment. Responsibility is not only doing the work, but standing by the word you gave, living up to the other person’s trust, and making sure people can rely on you.</w:t>
       </w:r>
     </w:p>
     <w:p>
@@ -41,19 +41,19 @@
         <w:spacing w:after="80"/>
       </w:pPr>
       <w:r>
-        <w:t>I felt that his dismissive answer showed little regard for my time, effort, or trust.</w:t>
+        <w:t>Approaching any commitment you have taken on so irresponsibly is not right. Even more regrettable was how that attitude was expressed. To me, such an answer sounds at least rude and shows that the other side’s time, labor, and trust are not valued enough.</w:t>
       </w:r>
     </w:p>
     <w:p>
       <w:pPr/>
       <w:r>
-        <w:t>I admit that it hurt. I knew then that we could not continue working together in quite the same way. A professional relationship depends on trust, and ours had been shaken.</w:t>
+        <w:t>I admit that these words broke my heart. I knew then that we could not continue working together in quite the same way. A professional relationship depends on trust, and when trust is shaken, the partnership also faces a serious test.</w:t>
       </w:r>
     </w:p>
     <w:p>
       <w:pPr/>
       <w:r>
-        <w:t>Most disappointing of all, he seemed to recognize that his response was wrong, yet neither apologized nor completed the task. I had to find another way to get the work done.</w:t>
+        <w:t>Most disappointing of all, my colleague neither recognized that his words were wrong, nor apologized, nor completed the task. Because my trust in him had been shaken, I was forced to solve the problem another way.</w:t>
       </w:r>
     </w:p>
     <w:p>
@@ -61,7 +61,7 @@
         <w:keepNext/>
       </w:pPr>
       <w:r>
-        <w:t>The experience reminded me that an organization’s most valuable asset is not time, money, or technology, but the trust people place in one another. It can take years to build and a single sentence to damage.</w:t>
+        <w:t>The experience reminded me that an organization’s most valuable asset is not time, money, or technology, but the trust people place in one another. It can take years to build and can sometimes be lost with a single sentence.</w:t>
       </w:r>
     </w:p>
     <w:p>
@@ -74,11 +74,9 @@
         <w:rPr>
           <w:b/>
         </w:rPr>
-        <w:t>Moral:</w:t>
+        <w:t>Moral: Trust is an organization’s most valuable wealth. It takes years to earn and one sentence to lose. The person who stands by his word protects that wealth.</w:t>
       </w:r>
-      <w:r>
-        <w:t xml:space="preserve"> Trust is built by keeping commitments. What takes years to earn can be lost in a moment of carelessness.</w:t>
-      </w:r>
+      <w:r/>
     </w:p>
     <w:p>
       <w:pPr>
@@ -89,7 +87,7 @@
           <w:i/>
           <w:sz w:val="18"/>
         </w:rPr>
-        <w:t>Source: Publicly available internet sources.</w:t>
+        <w:t>Stories are taken from open Internet sources; illustrations were created with AI.</w:t>
       </w:r>
     </w:p>
     <w:sectPr>
